--- a/word常用功能.docx
+++ b/word常用功能.docx
@@ -29,6 +29,11 @@
       </w:r>
     </w:p>
     <w:p>
+      <w:pPr>
+        <w:rPr>
+          <w:rFonts w:hint="eastAsia"/>
+        </w:rPr>
+      </w:pPr>
       <w:r>
         <w:rPr>
           <w:rFonts w:hint="eastAsia"/>
@@ -85,6 +90,334 @@
         <w:t> 的表格</w:t>
       </w:r>
     </w:p>
+    <w:p/>
+    <w:p>
+      <w:pPr>
+        <w:rPr>
+          <w:rFonts w:hint="eastAsia"/>
+        </w:rPr>
+      </w:pPr>
+    </w:p>
+    <w:p>
+      <w:pPr>
+        <w:rPr>
+          <w:rFonts w:hint="eastAsia"/>
+        </w:rPr>
+      </w:pPr>
+      <w:r>
+        <w:rPr>
+          <w:rFonts w:hint="eastAsia"/>
+        </w:rPr>
+        <w:t>Latex代码快速转换为word公式： 选择latex代码，点击 Alt + 与 Ctrl +</w:t>
+      </w:r>
+    </w:p>
+    <w:p>
+      <w:pPr>
+        <w:rPr>
+          <w:rFonts w:hint="eastAsia"/>
+        </w:rPr>
+      </w:pPr>
+      <m:oMathPara>
+        <m:oMath>
+          <m:nary>
+            <m:naryPr>
+              <m:chr m:val="∮"/>
+              <m:supHide m:val="1"/>
+              <m:ctrlPr>
+                <w:rPr>
+                  <w:rFonts w:ascii="Cambria Math" w:hAnsi="Cambria Math"/>
+                </w:rPr>
+              </m:ctrlPr>
+            </m:naryPr>
+            <m:sub>
+              <m:r>
+                <m:rPr>
+                  <m:sty m:val="p"/>
+                </m:rPr>
+                <w:rPr>
+                  <w:rFonts w:ascii="Cambria Math" w:hAnsi="Cambria Math"/>
+                </w:rPr>
+                <m:t>∂</m:t>
+              </m:r>
+              <m:r>
+                <w:rPr>
+                  <w:rFonts w:ascii="Cambria Math" w:hAnsi="Cambria Math"/>
+                </w:rPr>
+                <m:t>D</m:t>
+              </m:r>
+              <m:ctrlPr>
+                <w:rPr>
+                  <w:rFonts w:ascii="Cambria Math" w:hAnsi="Cambria Math"/>
+                  <w:i/>
+                </w:rPr>
+              </m:ctrlPr>
+            </m:sub>
+            <m:sup>
+              <m:ctrlPr>
+                <w:rPr>
+                  <w:rFonts w:ascii="Cambria Math" w:hAnsi="Cambria Math"/>
+                  <w:i/>
+                </w:rPr>
+              </m:ctrlPr>
+            </m:sup>
+            <m:e>
+              <m:r>
+                <w:rPr>
+                  <w:rFonts w:ascii="Cambria Math" w:hAnsi="Cambria Math"/>
+                </w:rPr>
+                <m:t>P</m:t>
+              </m:r>
+              <m:r>
+                <m:rPr>
+                  <m:nor/>
+                </m:rPr>
+                <w:rPr>
+                  <w:rFonts w:ascii="Cambria Math" w:hAnsi="Cambria Math"/>
+                </w:rPr>
+                <m:t>d</m:t>
+              </m:r>
+              <m:ctrlPr>
+                <w:rPr>
+                  <w:rFonts w:ascii="Cambria Math" w:hAnsi="Cambria Math"/>
+                  <w:i/>
+                </w:rPr>
+              </m:ctrlPr>
+            </m:e>
+          </m:nary>
+          <m:r>
+            <w:rPr>
+              <w:rFonts w:ascii="Cambria Math" w:hAnsi="Cambria Math"/>
+            </w:rPr>
+            <m:t>x+x</m:t>
+          </m:r>
+          <m:r>
+            <m:rPr>
+              <m:nor/>
+            </m:rPr>
+            <w:rPr>
+              <w:rFonts w:ascii="Cambria Math" w:hAnsi="Cambria Math"/>
+            </w:rPr>
+            <m:t>d</m:t>
+          </m:r>
+          <m:r>
+            <w:rPr>
+              <w:rFonts w:ascii="Cambria Math" w:hAnsi="Cambria Math"/>
+            </w:rPr>
+            <m:t>y=</m:t>
+          </m:r>
+          <m:nary>
+            <m:naryPr>
+              <m:chr m:val="∬"/>
+              <m:supHide m:val="1"/>
+              <m:ctrlPr>
+                <w:rPr>
+                  <w:rFonts w:ascii="Cambria Math" w:hAnsi="Cambria Math"/>
+                </w:rPr>
+              </m:ctrlPr>
+            </m:naryPr>
+            <m:sub>
+              <m:r>
+                <w:rPr>
+                  <w:rFonts w:ascii="Cambria Math" w:hAnsi="Cambria Math"/>
+                </w:rPr>
+                <m:t>D</m:t>
+              </m:r>
+              <m:ctrlPr>
+                <w:rPr>
+                  <w:rFonts w:ascii="Cambria Math" w:hAnsi="Cambria Math"/>
+                  <w:i/>
+                </w:rPr>
+              </m:ctrlPr>
+            </m:sub>
+            <m:sup/>
+            <m:e>
+              <m:d>
+                <m:dPr>
+                  <m:begChr m:val="["/>
+                  <m:endChr m:val="]"/>
+                  <m:ctrlPr>
+                    <w:rPr>
+                      <w:rFonts w:ascii="Cambria Math" w:hAnsi="Cambria Math"/>
+                      <w:i/>
+                    </w:rPr>
+                  </m:ctrlPr>
+                </m:dPr>
+                <m:e>
+                  <m:f>
+                    <m:fPr>
+                      <m:ctrlPr>
+                        <w:rPr>
+                          <w:rFonts w:ascii="Cambria Math" w:hAnsi="Cambria Math"/>
+                        </w:rPr>
+                      </m:ctrlPr>
+                    </m:fPr>
+                    <m:num>
+                      <m:r>
+                        <m:rPr>
+                          <m:sty m:val="p"/>
+                        </m:rPr>
+                        <w:rPr>
+                          <w:rFonts w:ascii="Cambria Math" w:hAnsi="Cambria Math"/>
+                        </w:rPr>
+                        <m:t>∂</m:t>
+                      </m:r>
+                      <m:r>
+                        <w:rPr>
+                          <w:rFonts w:ascii="Cambria Math" w:hAnsi="Cambria Math"/>
+                        </w:rPr>
+                        <m:t>Q</m:t>
+                      </m:r>
+                      <m:ctrlPr>
+                        <w:rPr>
+                          <w:rFonts w:ascii="Cambria Math" w:hAnsi="Cambria Math"/>
+                          <w:i/>
+                        </w:rPr>
+                      </m:ctrlPr>
+                    </m:num>
+                    <m:den>
+                      <m:r>
+                        <m:rPr>
+                          <m:sty m:val="p"/>
+                        </m:rPr>
+                        <w:rPr>
+                          <w:rFonts w:ascii="Cambria Math" w:hAnsi="Cambria Math"/>
+                        </w:rPr>
+                        <m:t>∂</m:t>
+                      </m:r>
+                      <m:r>
+                        <w:rPr>
+                          <w:rFonts w:ascii="Cambria Math" w:hAnsi="Cambria Math"/>
+                        </w:rPr>
+                        <m:t>x</m:t>
+                      </m:r>
+                      <m:ctrlPr>
+                        <w:rPr>
+                          <w:rFonts w:ascii="Cambria Math" w:hAnsi="Cambria Math"/>
+                          <w:i/>
+                        </w:rPr>
+                      </m:ctrlPr>
+                    </m:den>
+                  </m:f>
+                  <m:r>
+                    <w:rPr>
+                      <w:rFonts w:ascii="Cambria Math" w:hAnsi="Cambria Math"/>
+                    </w:rPr>
+                    <m:t>-</m:t>
+                  </m:r>
+                  <m:f>
+                    <m:fPr>
+                      <m:ctrlPr>
+                        <w:rPr>
+                          <w:rFonts w:ascii="Cambria Math" w:hAnsi="Cambria Math"/>
+                        </w:rPr>
+                      </m:ctrlPr>
+                    </m:fPr>
+                    <m:num>
+                      <m:r>
+                        <m:rPr>
+                          <m:sty m:val="p"/>
+                        </m:rPr>
+                        <w:rPr>
+                          <w:rFonts w:ascii="Cambria Math" w:hAnsi="Cambria Math"/>
+                        </w:rPr>
+                        <m:t>∂</m:t>
+                      </m:r>
+                      <m:r>
+                        <w:rPr>
+                          <w:rFonts w:ascii="Cambria Math" w:hAnsi="Cambria Math"/>
+                        </w:rPr>
+                        <m:t>P</m:t>
+                      </m:r>
+                      <m:ctrlPr>
+                        <w:rPr>
+                          <w:rFonts w:ascii="Cambria Math" w:hAnsi="Cambria Math"/>
+                          <w:i/>
+                        </w:rPr>
+                      </m:ctrlPr>
+                    </m:num>
+                    <m:den>
+                      <m:r>
+                        <m:rPr>
+                          <m:sty m:val="p"/>
+                        </m:rPr>
+                        <w:rPr>
+                          <w:rFonts w:ascii="Cambria Math" w:hAnsi="Cambria Math"/>
+                        </w:rPr>
+                        <m:t>∂</m:t>
+                      </m:r>
+                      <m:r>
+                        <w:rPr>
+                          <w:rFonts w:ascii="Cambria Math" w:hAnsi="Cambria Math"/>
+                        </w:rPr>
+                        <m:t>y</m:t>
+                      </m:r>
+                      <m:ctrlPr>
+                        <w:rPr>
+                          <w:rFonts w:ascii="Cambria Math" w:hAnsi="Cambria Math"/>
+                          <w:i/>
+                        </w:rPr>
+                      </m:ctrlPr>
+                    </m:den>
+                  </m:f>
+                </m:e>
+              </m:d>
+              <m:r>
+                <m:rPr>
+                  <m:nor/>
+                </m:rPr>
+                <w:rPr>
+                  <w:rFonts w:ascii="Cambria Math" w:hAnsi="Cambria Math"/>
+                </w:rPr>
+                <m:t>d</m:t>
+              </m:r>
+            </m:e>
+          </m:nary>
+          <m:r>
+            <w:rPr>
+              <w:rFonts w:ascii="Cambria Math" w:hAnsi="Cambria Math"/>
+            </w:rPr>
+            <m:t>x</m:t>
+          </m:r>
+          <m:r>
+            <m:rPr>
+              <m:nor/>
+            </m:rPr>
+            <w:rPr>
+              <w:rFonts w:ascii="Cambria Math" w:hAnsi="Cambria Math"/>
+            </w:rPr>
+            <m:t>d</m:t>
+          </m:r>
+          <m:r>
+            <w:rPr>
+              <w:rFonts w:ascii="Cambria Math" w:hAnsi="Cambria Math"/>
+            </w:rPr>
+            <m:t>y</m:t>
+          </m:r>
+        </m:oMath>
+      </m:oMathPara>
+    </w:p>
+    <w:p/>
+    <w:p>
+      <w:r>
+        <w:t>格式刷的“脱鼠”版</w:t>
+      </w:r>
+      <w:r>
+        <w:rPr>
+          <w:rFonts w:hint="eastAsia"/>
+        </w:rPr>
+        <w:t xml:space="preserve">    </w:t>
+      </w:r>
+      <w:r>
+        <w:t>Ctrl + Shift + C / V</w:t>
+      </w:r>
+    </w:p>
+    <w:p/>
+    <w:p>
+      <w:r>
+        <w:t>重复上一步操作：F4 键</w:t>
+      </w:r>
+    </w:p>
+    <w:p/>
     <w:p>
       <w:pPr>
         <w:rPr>

--- a/word常用功能.docx
+++ b/word常用功能.docx
@@ -21,6 +21,13 @@
           <w:rFonts w:hint="eastAsia"/>
         </w:rPr>
       </w:pPr>
+    </w:p>
+    <w:p>
+      <w:pPr>
+        <w:rPr>
+          <w:rFonts w:hint="eastAsia"/>
+        </w:rPr>
+      </w:pPr>
       <w:r>
         <w:rPr>
           <w:rFonts w:hint="eastAsia"/>
@@ -34,26 +41,32 @@
           <w:rFonts w:hint="eastAsia"/>
         </w:rPr>
       </w:pPr>
-      <w:r>
-        <w:rPr>
-          <w:rFonts w:hint="eastAsia"/>
-        </w:rPr>
-        <w:t>算法表</w:t>
-      </w:r>
-      <w:proofErr w:type="gramStart"/>
-      <w:r>
-        <w:rPr>
-          <w:rFonts w:hint="eastAsia"/>
-        </w:rPr>
-        <w:t>三线表</w:t>
-      </w:r>
-      <w:proofErr w:type="gramEnd"/>
+    </w:p>
+    <w:p>
+      <w:pPr>
+        <w:rPr>
+          <w:rFonts w:hint="eastAsia"/>
+        </w:rPr>
+      </w:pPr>
+      <w:r>
+        <w:rPr>
+          <w:rFonts w:hint="eastAsia"/>
+        </w:rPr>
+        <w:t>算法表三线表</w:t>
+      </w:r>
       <w:r>
         <w:rPr>
           <w:rFonts w:hint="eastAsia"/>
         </w:rPr>
         <w:t>绘制</w:t>
       </w:r>
+    </w:p>
+    <w:p>
+      <w:pPr>
+        <w:rPr>
+          <w:rFonts w:hint="eastAsia"/>
+        </w:rPr>
+      </w:pPr>
     </w:p>
     <w:p>
       <w:pPr>
@@ -90,7 +103,13 @@
         <w:t> 的表格</w:t>
       </w:r>
     </w:p>
-    <w:p/>
+    <w:p>
+      <w:pPr>
+        <w:rPr>
+          <w:rFonts w:hint="eastAsia"/>
+        </w:rPr>
+      </w:pPr>
+    </w:p>
     <w:p>
       <w:pPr>
         <w:rPr>
@@ -396,8 +415,19 @@
         </m:oMath>
       </m:oMathPara>
     </w:p>
-    <w:p/>
-    <w:p>
+    <w:p>
+      <w:pPr>
+        <w:rPr>
+          <w:rFonts w:hint="eastAsia"/>
+        </w:rPr>
+      </w:pPr>
+    </w:p>
+    <w:p>
+      <w:pPr>
+        <w:rPr>
+          <w:rFonts w:hint="eastAsia"/>
+        </w:rPr>
+      </w:pPr>
       <w:r>
         <w:t>格式刷的“脱鼠”版</w:t>
       </w:r>
@@ -411,28 +441,600 @@
         <w:t>Ctrl + Shift + C / V</w:t>
       </w:r>
     </w:p>
-    <w:p/>
-    <w:p>
+    <w:p>
+      <w:pPr>
+        <w:rPr>
+          <w:rFonts w:hint="eastAsia"/>
+        </w:rPr>
+      </w:pPr>
+    </w:p>
+    <w:p>
+      <w:pPr>
+        <w:rPr>
+          <w:rFonts w:hint="eastAsia"/>
+        </w:rPr>
+      </w:pPr>
       <w:r>
         <w:t>重复上一步操作：F4 键</w:t>
       </w:r>
     </w:p>
-    <w:p/>
-    <w:p>
-      <w:pPr>
-        <w:rPr>
-          <w:rFonts w:hint="eastAsia"/>
-        </w:rPr>
-      </w:pPr>
+    <w:p>
+      <w:pPr>
+        <w:rPr>
+          <w:rFonts w:hint="eastAsia"/>
+        </w:rPr>
+      </w:pPr>
+    </w:p>
+    <w:p>
+      <w:pPr>
+        <w:rPr>
+          <w:rFonts w:hint="eastAsia"/>
+        </w:rPr>
+      </w:pPr>
+      <w:r>
+        <w:t>多重剪贴板（不再反复切换窗口）</w:t>
+      </w:r>
+      <w:r>
+        <w:rPr>
+          <w:rFonts w:hint="eastAsia"/>
+        </w:rPr>
+        <w:t>：</w:t>
+      </w:r>
+      <w:r>
+        <w:t>点击【开始】选项卡左侧【剪贴板】右下角的</w:t>
+      </w:r>
+      <w:r>
+        <w:rPr>
+          <w:b/>
+          <w:bCs/>
+        </w:rPr>
+        <w:t>小箭头</w:t>
+      </w:r>
+      <w:r>
+        <w:rPr>
+          <w:rFonts w:hint="eastAsia"/>
+        </w:rPr>
+        <w:t>，</w:t>
+      </w:r>
+      <w:r>
+        <w:rPr>
+          <w:rFonts w:hint="eastAsia"/>
+        </w:rPr>
+        <w:t>会记录24条复制内容</w:t>
+      </w:r>
+    </w:p>
+    <w:p>
+      <w:pPr>
+        <w:rPr>
+          <w:rFonts w:hint="eastAsia"/>
+        </w:rPr>
+      </w:pPr>
+    </w:p>
+    <w:p>
+      <w:pPr>
+        <w:rPr>
+          <w:rFonts w:hint="eastAsia"/>
+        </w:rPr>
+      </w:pPr>
+      <w:r>
+        <w:rPr>
+          <w:rFonts w:hint="eastAsia"/>
+        </w:rPr>
+        <w:t>分隔符</w:t>
+      </w:r>
+      <w:r>
+        <w:rPr>
+          <w:rFonts w:hint="eastAsia"/>
+        </w:rPr>
+        <w:t>：</w:t>
+      </w:r>
+    </w:p>
+    <w:p>
+      <w:pPr>
+        <w:rPr>
+          <w:rFonts w:hint="eastAsia"/>
+        </w:rPr>
+      </w:pPr>
+      <w:r>
+        <w:rPr>
+          <w:rFonts w:hint="eastAsia"/>
+        </w:rPr>
+        <w:t>1. 分页符 另起一页，替代一直按回车来换页</w:t>
+      </w:r>
+    </w:p>
+    <w:p>
+      <w:pPr>
+        <w:rPr>
+          <w:rFonts w:hint="eastAsia"/>
+        </w:rPr>
+      </w:pPr>
+      <w:r>
+        <w:rPr>
+          <w:rFonts w:hint="eastAsia"/>
+        </w:rPr>
+        <w:t>2. 分栏符：</w:t>
+      </w:r>
+      <w:r>
+        <w:t>如果你把页面设成了“两栏”，按这个符会让文字直接跳到</w:t>
+      </w:r>
+      <w:r>
+        <w:rPr>
+          <w:b/>
+          <w:bCs/>
+        </w:rPr>
+        <w:t>右边那一栏</w:t>
+      </w:r>
+      <w:r>
+        <w:t>去。</w:t>
+      </w:r>
+    </w:p>
+    <w:p>
+      <w:r>
+        <w:rPr>
+          <w:rFonts w:hint="eastAsia"/>
+        </w:rPr>
+        <w:t>3. 分节符：</w:t>
+      </w:r>
+      <w:r>
+        <w:t>如果你想让文档的前后长得不一样（比如有的页横向、有的页纵向），必须用分节符。</w:t>
+      </w:r>
+      <w:r>
+        <w:rPr>
+          <w:rFonts w:hint="eastAsia"/>
+        </w:rPr>
+        <w:t xml:space="preserve"> 分节符-下一页；分节符-连续</w:t>
+      </w:r>
+    </w:p>
+    <w:p>
+      <w:r>
+        <w:drawing>
+          <wp:inline distT="0" distB="0" distL="0" distR="0" wp14:anchorId="31196BF2" wp14:editId="374EF303">
+            <wp:extent cx="2305372" cy="2162477"/>
+            <wp:effectExtent l="0" t="0" r="0" b="9525"/>
+            <wp:docPr id="1" name="图片 1"/>
+            <wp:cNvGraphicFramePr>
+              <a:graphicFrameLocks xmlns:a="http://schemas.openxmlformats.org/drawingml/2006/main" noChangeAspect="1"/>
+            </wp:cNvGraphicFramePr>
+            <a:graphic xmlns:a="http://schemas.openxmlformats.org/drawingml/2006/main">
+              <a:graphicData uri="http://schemas.openxmlformats.org/drawingml/2006/picture">
+                <pic:pic xmlns:pic="http://schemas.openxmlformats.org/drawingml/2006/picture">
+                  <pic:nvPicPr>
+                    <pic:cNvPr id="1" name=""/>
+                    <pic:cNvPicPr/>
+                  </pic:nvPicPr>
+                  <pic:blipFill>
+                    <a:blip r:embed="rId6"/>
+                    <a:stretch>
+                      <a:fillRect/>
+                    </a:stretch>
+                  </pic:blipFill>
+                  <pic:spPr>
+                    <a:xfrm>
+                      <a:off x="0" y="0"/>
+                      <a:ext cx="2305372" cy="2162477"/>
+                    </a:xfrm>
+                    <a:prstGeom prst="rect">
+                      <a:avLst/>
+                    </a:prstGeom>
+                  </pic:spPr>
+                </pic:pic>
+              </a:graphicData>
+            </a:graphic>
+          </wp:inline>
+        </w:drawing>
+      </w:r>
+    </w:p>
+    <w:p>
+      <w:pPr>
+        <w:rPr>
+          <w:rFonts w:hint="eastAsia"/>
+        </w:rPr>
+      </w:pPr>
+    </w:p>
+    <w:p>
+      <w:pPr>
+        <w:widowControl/>
+        <w:jc w:val="left"/>
+        <w:rPr>
+          <w:rFonts w:hint="eastAsia"/>
+        </w:rPr>
+      </w:pPr>
+      <w:r>
+        <w:rPr>
+          <w:rFonts w:hint="eastAsia"/>
+        </w:rPr>
+        <w:br w:type="page"/>
+      </w:r>
+    </w:p>
+    <w:p>
+      <w:pPr>
+        <w:widowControl/>
+        <w:jc w:val="left"/>
+        <w:rPr>
+          <w:rFonts w:hint="eastAsia"/>
+        </w:rPr>
+      </w:pPr>
+      <w:r>
+        <w:rPr>
+          <w:rFonts w:hint="eastAsia"/>
+        </w:rPr>
+        <w:lastRenderedPageBreak/>
+        <w:t>P</w:t>
+      </w:r>
+    </w:p>
+    <w:p>
+      <w:pPr>
+        <w:widowControl/>
+        <w:jc w:val="left"/>
+        <w:rPr>
+          <w:rFonts w:hint="eastAsia"/>
+        </w:rPr>
+      </w:pPr>
+      <w:r>
+        <w:rPr>
+          <w:rFonts w:hint="eastAsia"/>
+        </w:rPr>
+        <w:t>P</w:t>
+      </w:r>
+    </w:p>
+    <w:p>
+      <w:pPr>
+        <w:widowControl/>
+        <w:jc w:val="left"/>
+        <w:rPr>
+          <w:rFonts w:hint="eastAsia"/>
+        </w:rPr>
+      </w:pPr>
+      <w:r>
+        <w:rPr>
+          <w:rFonts w:hint="eastAsia"/>
+        </w:rPr>
+        <w:t>P</w:t>
+      </w:r>
+    </w:p>
+    <w:p>
+      <w:pPr>
+        <w:widowControl/>
+        <w:jc w:val="left"/>
+        <w:rPr>
+          <w:rFonts w:hint="eastAsia"/>
+        </w:rPr>
+      </w:pPr>
+      <w:r>
+        <w:rPr>
+          <w:rFonts w:hint="eastAsia"/>
+        </w:rPr>
+        <w:t>P</w:t>
+      </w:r>
+    </w:p>
+    <w:p>
+      <w:pPr>
+        <w:widowControl/>
+        <w:jc w:val="left"/>
+        <w:rPr>
+          <w:rFonts w:hint="eastAsia"/>
+        </w:rPr>
+      </w:pPr>
+      <w:r>
+        <w:rPr>
+          <w:rFonts w:hint="eastAsia"/>
+        </w:rPr>
+        <w:t>P</w:t>
+      </w:r>
+    </w:p>
+    <w:p>
+      <w:pPr>
+        <w:widowControl/>
+        <w:jc w:val="left"/>
+        <w:rPr>
+          <w:rFonts w:hint="eastAsia"/>
+        </w:rPr>
+      </w:pPr>
+      <w:r>
+        <w:rPr>
+          <w:rFonts w:hint="eastAsia"/>
+        </w:rPr>
+        <w:t>P</w:t>
+      </w:r>
+    </w:p>
+    <w:p>
+      <w:pPr>
+        <w:widowControl/>
+        <w:jc w:val="left"/>
+        <w:rPr>
+          <w:rFonts w:hint="eastAsia"/>
+        </w:rPr>
+        <w:sectPr>
+          <w:pgSz w:w="11906" w:h="16838"/>
+          <w:pgMar w:top="1440" w:right="1800" w:bottom="1440" w:left="1800" w:header="851" w:footer="992" w:gutter="0"/>
+          <w:cols w:space="425"/>
+          <w:docGrid w:type="lines" w:linePitch="312"/>
+        </w:sectPr>
+      </w:pPr>
+    </w:p>
+    <w:p>
+      <w:pPr>
+        <w:widowControl/>
+        <w:jc w:val="left"/>
+        <w:rPr>
+          <w:rFonts w:hint="eastAsia"/>
+        </w:rPr>
+      </w:pPr>
+      <w:r>
+        <w:rPr>
+          <w:rFonts w:hint="eastAsia"/>
+        </w:rPr>
+        <w:t>A</w:t>
+      </w:r>
+    </w:p>
+    <w:p>
+      <w:pPr>
+        <w:widowControl/>
+        <w:jc w:val="left"/>
+        <w:rPr>
+          <w:rFonts w:hint="eastAsia"/>
+        </w:rPr>
+      </w:pPr>
+      <w:r>
+        <w:rPr>
+          <w:rFonts w:hint="eastAsia"/>
+        </w:rPr>
+        <w:t>A</w:t>
+      </w:r>
+    </w:p>
+    <w:p>
+      <w:pPr>
+        <w:widowControl/>
+        <w:jc w:val="left"/>
+        <w:rPr>
+          <w:rFonts w:hint="eastAsia"/>
+        </w:rPr>
+      </w:pPr>
+      <w:r>
+        <w:rPr>
+          <w:rFonts w:hint="eastAsia"/>
+        </w:rPr>
+        <w:t>A</w:t>
+      </w:r>
+    </w:p>
+    <w:p>
+      <w:pPr>
+        <w:widowControl/>
+        <w:jc w:val="left"/>
+        <w:rPr>
+          <w:rFonts w:hint="eastAsia"/>
+        </w:rPr>
+      </w:pPr>
+      <w:r>
+        <w:rPr>
+          <w:rFonts w:hint="eastAsia"/>
+        </w:rPr>
+        <w:t>A</w:t>
+      </w:r>
+    </w:p>
+    <w:p>
+      <w:pPr>
+        <w:widowControl/>
+        <w:jc w:val="left"/>
+        <w:rPr>
+          <w:rFonts w:hint="eastAsia"/>
+        </w:rPr>
+      </w:pPr>
+      <w:r>
+        <w:rPr>
+          <w:rFonts w:hint="eastAsia"/>
+        </w:rPr>
+        <w:t>A</w:t>
+      </w:r>
+    </w:p>
+    <w:p>
+      <w:pPr>
+        <w:widowControl/>
+        <w:jc w:val="left"/>
+        <w:rPr>
+          <w:rFonts w:hint="eastAsia"/>
+        </w:rPr>
+      </w:pPr>
+      <w:r>
+        <w:rPr>
+          <w:rFonts w:hint="eastAsia"/>
+        </w:rPr>
+        <w:t>a</w:t>
+      </w:r>
+      <w:r>
+        <w:rPr>
+          <w:rFonts w:hint="eastAsia"/>
+        </w:rPr>
+        <w:br w:type="column"/>
+      </w:r>
+      <w:r>
+        <w:rPr>
+          <w:rFonts w:hint="eastAsia"/>
+        </w:rPr>
+        <w:t>t</w:t>
+      </w:r>
+    </w:p>
+    <w:p>
+      <w:pPr>
+        <w:widowControl/>
+        <w:jc w:val="left"/>
+        <w:rPr>
+          <w:rFonts w:hint="eastAsia"/>
+        </w:rPr>
+      </w:pPr>
+      <w:r>
+        <w:rPr>
+          <w:rFonts w:hint="eastAsia"/>
+        </w:rPr>
+        <w:t>t</w:t>
+      </w:r>
+    </w:p>
+    <w:p>
+      <w:pPr>
+        <w:widowControl/>
+        <w:jc w:val="left"/>
+        <w:rPr>
+          <w:rFonts w:hint="eastAsia"/>
+        </w:rPr>
+      </w:pPr>
+      <w:r>
+        <w:rPr>
+          <w:rFonts w:hint="eastAsia"/>
+        </w:rPr>
+        <w:t>t</w:t>
+      </w:r>
+    </w:p>
+    <w:p>
+      <w:pPr>
+        <w:widowControl/>
+        <w:jc w:val="left"/>
+        <w:rPr>
+          <w:rFonts w:hint="eastAsia"/>
+        </w:rPr>
+      </w:pPr>
+      <w:r>
+        <w:rPr>
+          <w:rFonts w:hint="eastAsia"/>
+        </w:rPr>
+        <w:t>t</w:t>
+      </w:r>
+    </w:p>
+    <w:p>
+      <w:pPr>
+        <w:widowControl/>
+        <w:jc w:val="left"/>
+        <w:rPr>
+          <w:rFonts w:hint="eastAsia"/>
+        </w:rPr>
+      </w:pPr>
+      <w:r>
+        <w:rPr>
+          <w:rFonts w:hint="eastAsia"/>
+        </w:rPr>
+        <w:t>t</w:t>
+      </w:r>
+    </w:p>
+    <w:p>
+      <w:pPr>
+        <w:widowControl/>
+        <w:jc w:val="left"/>
+        <w:rPr>
+          <w:rFonts w:hint="eastAsia"/>
+        </w:rPr>
+      </w:pPr>
+      <w:r>
+        <w:rPr>
+          <w:rFonts w:hint="eastAsia"/>
+        </w:rPr>
+        <w:t>t</w:t>
+      </w:r>
     </w:p>
     <w:sectPr>
+      <w:type w:val="continuous"/>
       <w:pgSz w:w="11906" w:h="16838"/>
       <w:pgMar w:top="1440" w:right="1800" w:bottom="1440" w:left="1800" w:header="851" w:footer="992" w:gutter="0"/>
-      <w:cols w:space="425"/>
+      <w:cols w:num="2" w:space="425"/>
       <w:docGrid w:type="lines" w:linePitch="312"/>
     </w:sectPr>
   </w:body>
 </w:document>
+</file>
+
+<file path=word/numbering.xml><?xml version="1.0" encoding="utf-8"?>
+<w:numbering xmlns:wpc="http://schemas.microsoft.com/office/word/2010/wordprocessingCanvas" xmlns:cx="http://schemas.microsoft.com/office/drawing/2014/chartex" xmlns:cx1="http://schemas.microsoft.com/office/drawing/2015/9/8/chartex" xmlns:cx2="http://schemas.microsoft.com/office/drawing/2015/10/21/chartex" xmlns:cx3="http://schemas.microsoft.com/office/drawing/2016/5/9/chartex" xmlns:cx4="http://schemas.microsoft.com/office/drawing/2016/5/10/chartex" xmlns:cx5="http://schemas.microsoft.com/office/drawing/2016/5/11/chartex" xmlns:cx6="http://schemas.microsoft.com/office/drawing/2016/5/12/chartex" xmlns:cx7="http://schemas.microsoft.com/office/drawing/2016/5/13/chartex" xmlns:cx8="http://schemas.microsoft.com/office/drawing/2016/5/14/chartex" xmlns:mc="http://schemas.openxmlformats.org/markup-compatibility/2006" xmlns:aink="http://schemas.microsoft.com/office/drawing/2016/ink" xmlns:am3d="http://schemas.microsoft.com/office/drawing/2017/model3d" xmlns:o="urn:schemas-microsoft-com:office:office" xmlns:oel="http://schemas.microsoft.com/office/2019/extlst" xmlns:r="http://schemas.openxmlformats.org/officeDocument/2006/relationships" xmlns:m="http://schemas.openxmlformats.org/officeDocument/2006/math" xmlns:v="urn:schemas-microsoft-com:vml" xmlns:wp14="http://schemas.microsoft.com/office/word/2010/wordprocessingDrawing" xmlns:wp="http://schemas.openxmlformats.org/drawingml/2006/wordprocessingDrawing" xmlns:w10="urn:schemas-microsoft-com:office:word" xmlns:w="http://schemas.openxmlformats.org/wordprocessingml/2006/main" xmlns:w14="http://schemas.microsoft.com/office/word/2010/wordml" xmlns:w15="http://schemas.microsoft.com/office/word/2012/wordml" xmlns:w16cex="http://schemas.microsoft.com/office/word/2018/wordml/cex" xmlns:w16cid="http://schemas.microsoft.com/office/word/2016/wordml/cid" xmlns:w16="http://schemas.microsoft.com/office/word/2018/wordml" xmlns:w16sdtdh="http://schemas.microsoft.com/office/word/2020/wordml/sdtdatahash" xmlns:w16se="http://schemas.microsoft.com/office/word/2015/wordml/symex" xmlns:wpg="http://schemas.microsoft.com/office/word/2010/wordprocessingGroup" xmlns:wpi="http://schemas.microsoft.com/office/word/2010/wordprocessingInk" xmlns:wne="http://schemas.microsoft.com/office/word/2006/wordml" xmlns:wps="http://schemas.microsoft.com/office/word/2010/wordprocessingShape" mc:Ignorable="w14 w15 w16se w16cid w16 w16cex w16sdtdh wp14">
+  <w:abstractNum w:abstractNumId="0" w15:restartNumberingAfterBreak="0">
+    <w:nsid w:val="5F1F7335"/>
+    <w:multiLevelType w:val="hybridMultilevel"/>
+    <w:tmpl w:val="72EA076C"/>
+    <w:lvl w:ilvl="0" w:tplc="D59418EC">
+      <w:start w:val="1"/>
+      <w:numFmt w:val="decimal"/>
+      <w:lvlText w:val="%1."/>
+      <w:lvlJc w:val="left"/>
+      <w:pPr>
+        <w:ind w:left="360" w:hanging="360"/>
+      </w:pPr>
+      <w:rPr>
+        <w:rFonts w:hint="default"/>
+      </w:rPr>
+    </w:lvl>
+    <w:lvl w:ilvl="1" w:tplc="04090019" w:tentative="1">
+      <w:start w:val="1"/>
+      <w:numFmt w:val="lowerLetter"/>
+      <w:lvlText w:val="%2)"/>
+      <w:lvlJc w:val="left"/>
+      <w:pPr>
+        <w:ind w:left="880" w:hanging="440"/>
+      </w:pPr>
+    </w:lvl>
+    <w:lvl w:ilvl="2" w:tplc="0409001B" w:tentative="1">
+      <w:start w:val="1"/>
+      <w:numFmt w:val="lowerRoman"/>
+      <w:lvlText w:val="%3."/>
+      <w:lvlJc w:val="right"/>
+      <w:pPr>
+        <w:ind w:left="1320" w:hanging="440"/>
+      </w:pPr>
+    </w:lvl>
+    <w:lvl w:ilvl="3" w:tplc="0409000F" w:tentative="1">
+      <w:start w:val="1"/>
+      <w:numFmt w:val="decimal"/>
+      <w:lvlText w:val="%4."/>
+      <w:lvlJc w:val="left"/>
+      <w:pPr>
+        <w:ind w:left="1760" w:hanging="440"/>
+      </w:pPr>
+    </w:lvl>
+    <w:lvl w:ilvl="4" w:tplc="04090019" w:tentative="1">
+      <w:start w:val="1"/>
+      <w:numFmt w:val="lowerLetter"/>
+      <w:lvlText w:val="%5)"/>
+      <w:lvlJc w:val="left"/>
+      <w:pPr>
+        <w:ind w:left="2200" w:hanging="440"/>
+      </w:pPr>
+    </w:lvl>
+    <w:lvl w:ilvl="5" w:tplc="0409001B" w:tentative="1">
+      <w:start w:val="1"/>
+      <w:numFmt w:val="lowerRoman"/>
+      <w:lvlText w:val="%6."/>
+      <w:lvlJc w:val="right"/>
+      <w:pPr>
+        <w:ind w:left="2640" w:hanging="440"/>
+      </w:pPr>
+    </w:lvl>
+    <w:lvl w:ilvl="6" w:tplc="0409000F" w:tentative="1">
+      <w:start w:val="1"/>
+      <w:numFmt w:val="decimal"/>
+      <w:lvlText w:val="%7."/>
+      <w:lvlJc w:val="left"/>
+      <w:pPr>
+        <w:ind w:left="3080" w:hanging="440"/>
+      </w:pPr>
+    </w:lvl>
+    <w:lvl w:ilvl="7" w:tplc="04090019" w:tentative="1">
+      <w:start w:val="1"/>
+      <w:numFmt w:val="lowerLetter"/>
+      <w:lvlText w:val="%8)"/>
+      <w:lvlJc w:val="left"/>
+      <w:pPr>
+        <w:ind w:left="3520" w:hanging="440"/>
+      </w:pPr>
+    </w:lvl>
+    <w:lvl w:ilvl="8" w:tplc="0409001B" w:tentative="1">
+      <w:start w:val="1"/>
+      <w:numFmt w:val="lowerRoman"/>
+      <w:lvlText w:val="%9."/>
+      <w:lvlJc w:val="right"/>
+      <w:pPr>
+        <w:ind w:left="3960" w:hanging="440"/>
+      </w:pPr>
+    </w:lvl>
+  </w:abstractNum>
+  <w:num w:numId="1" w16cid:durableId="1237521258">
+    <w:abstractNumId w:val="0"/>
+  </w:num>
+</w:numbering>
 </file>
 
 <file path=word/styles.xml><?xml version="1.0" encoding="utf-8"?>
@@ -838,6 +1440,7 @@
   <w:style w:type="character" w:default="1" w:styleId="a0">
     <w:name w:val="Default Paragraph Font"/>
     <w:uiPriority w:val="1"/>
+    <w:semiHidden/>
     <w:unhideWhenUsed/>
   </w:style>
   <w:style w:type="table" w:default="1" w:styleId="a1">
@@ -860,6 +1463,24 @@
     <w:uiPriority w:val="99"/>
     <w:semiHidden/>
     <w:unhideWhenUsed/>
+  </w:style>
+  <w:style w:type="paragraph" w:styleId="a3">
+    <w:name w:val="List Paragraph"/>
+    <w:basedOn w:val="a"/>
+    <w:uiPriority w:val="34"/>
+    <w:qFormat/>
+    <w:rsid w:val="00497160"/>
+    <w:pPr>
+      <w:ind w:firstLineChars="200" w:firstLine="420"/>
+    </w:pPr>
+  </w:style>
+  <w:style w:type="character" w:styleId="a4">
+    <w:name w:val="line number"/>
+    <w:basedOn w:val="a0"/>
+    <w:uiPriority w:val="99"/>
+    <w:semiHidden/>
+    <w:unhideWhenUsed/>
+    <w:rsid w:val="000E5D5A"/>
   </w:style>
 </w:styles>
 </file>
@@ -1157,4 +1778,16 @@
     </a:ext>
   </a:extLst>
 </a:theme>
+</file>
+
+<file path=customXml/item1.xml><?xml version="1.0" encoding="utf-8"?>
+<b:Sources xmlns:b="http://schemas.openxmlformats.org/officeDocument/2006/bibliography" xmlns="http://schemas.openxmlformats.org/officeDocument/2006/bibliography" SelectedStyle="\APASixthEditionOfficeOnline.xsl" StyleName="APA" Version="6"/>
+</file>
+
+<file path=customXml/itemProps1.xml><?xml version="1.0" encoding="utf-8"?>
+<ds:datastoreItem xmlns:ds="http://schemas.openxmlformats.org/officeDocument/2006/customXml" ds:itemID="{2711BF3F-7256-477F-A02A-073F16EFD075}">
+  <ds:schemaRefs>
+    <ds:schemaRef ds:uri="http://schemas.openxmlformats.org/officeDocument/2006/bibliography"/>
+  </ds:schemaRefs>
+</ds:datastoreItem>
 </file>